--- a/CHECKLISTS/LL/CHECK LIST/LL-03.docx
+++ b/CHECKLISTS/LL/CHECK LIST/LL-03.docx
@@ -603,41 +603,46 @@
           <w:trHeight w:hRule="exact" w:val="648"/>
         </w:trPr>
         <w:tc>
-          <w:tcPr>
-            <w:tcW w:w="2977" w:type="dxa"/>
-            <w:tcBorders>
-              <w:top w:val="single" w:sz="8" w:space="0" w:color="000000"/>
-              <w:left w:val="single" w:sz="8" w:space="0" w:color="000000"/>
-              <w:bottom w:val="single" w:sz="8" w:space="0" w:color="000000"/>
-              <w:right w:val="single" w:sz="8" w:space="0" w:color="000000"/>
-            </w:tcBorders>
-          </w:tcPr>
-          <w:p/>
-        </w:tc>
-        <w:tc>
-          <w:tcPr>
-            <w:tcW w:w="3828" w:type="dxa"/>
-            <w:gridSpan w:val="2"/>
-            <w:tcBorders>
-              <w:top w:val="single" w:sz="8" w:space="0" w:color="000000"/>
-              <w:left w:val="single" w:sz="8" w:space="0" w:color="000000"/>
-              <w:bottom w:val="single" w:sz="8" w:space="0" w:color="000000"/>
-              <w:right w:val="single" w:sz="8" w:space="0" w:color="000000"/>
-            </w:tcBorders>
-          </w:tcPr>
-          <w:p/>
-        </w:tc>
-        <w:tc>
-          <w:tcPr>
-            <w:tcW w:w="3121" w:type="dxa"/>
-            <w:tcBorders>
-              <w:top w:val="single" w:sz="8" w:space="0" w:color="000000"/>
-              <w:left w:val="single" w:sz="8" w:space="0" w:color="000000"/>
-              <w:bottom w:val="single" w:sz="8" w:space="0" w:color="000000"/>
-              <w:right w:val="single" w:sz="8" w:space="0" w:color="000000"/>
-            </w:tcBorders>
-          </w:tcPr>
-          <w:p/>
+          <w:sdt>
+            <w:sdtPr>
+              <w:tag w:val="vessel_name"/>
+            </w:sdtPr>
+            <w:sdtContent>
+              <w:p>
+                <w:r>
+                  <w:t>{vessel_name}</w:t>
+                </w:r>
+              </w:p>
+            </w:sdtContent>
+          </w:sdt>
+        </w:tc>
+        <w:tc>
+          <w:sdt>
+            <w:sdtPr>
+              <w:tag w:val="call_sign"/>
+            </w:sdtPr>
+            <w:sdtContent>
+              <w:p>
+                <w:r>
+                  <w:t>{call_sign}</w:t>
+                </w:r>
+              </w:p>
+            </w:sdtContent>
+          </w:sdt>
+        </w:tc>
+        <w:tc>
+          <w:sdt>
+            <w:sdtPr>
+              <w:tag w:val="imo_number"/>
+            </w:sdtPr>
+            <w:sdtContent>
+              <w:p>
+                <w:r>
+                  <w:t>{imo_number}</w:t>
+                </w:r>
+              </w:p>
+            </w:sdtContent>
+          </w:sdt>
         </w:tc>
       </w:tr>
       <w:tr>
@@ -840,40 +845,46 @@
           <w:trHeight w:hRule="exact" w:val="626"/>
         </w:trPr>
         <w:tc>
-          <w:tcPr>
-            <w:tcW w:w="2977" w:type="dxa"/>
-            <w:tcBorders>
-              <w:top w:val="single" w:sz="8" w:space="0" w:color="000000"/>
-              <w:left w:val="single" w:sz="8" w:space="0" w:color="000000"/>
-              <w:bottom w:val="single" w:sz="8" w:space="0" w:color="000000"/>
-              <w:right w:val="single" w:sz="8" w:space="0" w:color="000000"/>
-            </w:tcBorders>
-          </w:tcPr>
-          <w:p/>
-        </w:tc>
-        <w:tc>
-          <w:tcPr>
-            <w:tcW w:w="2126" w:type="dxa"/>
-            <w:tcBorders>
-              <w:top w:val="single" w:sz="8" w:space="0" w:color="000000"/>
-              <w:left w:val="single" w:sz="8" w:space="0" w:color="000000"/>
-              <w:bottom w:val="single" w:sz="8" w:space="0" w:color="000000"/>
-              <w:right w:val="single" w:sz="5" w:space="0" w:color="000000"/>
-            </w:tcBorders>
-          </w:tcPr>
-          <w:p/>
-        </w:tc>
-        <w:tc>
-          <w:tcPr>
-            <w:tcW w:w="1702" w:type="dxa"/>
-            <w:tcBorders>
-              <w:top w:val="single" w:sz="8" w:space="0" w:color="000000"/>
-              <w:left w:val="single" w:sz="5" w:space="0" w:color="000000"/>
-              <w:bottom w:val="single" w:sz="8" w:space="0" w:color="000000"/>
-              <w:right w:val="single" w:sz="8" w:space="0" w:color="000000"/>
-            </w:tcBorders>
-          </w:tcPr>
-          <w:p/>
+          <w:sdt>
+            <w:sdtPr>
+              <w:tag w:val="port_of_registry"/>
+            </w:sdtPr>
+            <w:sdtContent>
+              <w:p>
+                <w:r>
+                  <w:t>{port_of_registry}</w:t>
+                </w:r>
+              </w:p>
+            </w:sdtContent>
+          </w:sdt>
+        </w:tc>
+        <w:tc>
+          <w:sdt>
+            <w:sdtPr>
+              <w:tag w:val="gross_tonnage"/>
+            </w:sdtPr>
+            <w:sdtContent>
+              <w:p>
+                <w:r>
+                  <w:t>{gross_tonnage}</w:t>
+                </w:r>
+              </w:p>
+            </w:sdtContent>
+          </w:sdt>
+        </w:tc>
+        <w:tc>
+          <w:sdt>
+            <w:sdtPr>
+              <w:tag w:val="ship_type"/>
+            </w:sdtPr>
+            <w:sdtContent>
+              <w:p>
+                <w:r>
+                  <w:t>{ship_type}</w:t>
+                </w:r>
+              </w:p>
+            </w:sdtContent>
+          </w:sdt>
         </w:tc>
         <w:tc>
           <w:tcPr>
@@ -4169,7 +4180,20 @@
               <w:right w:val="nil"/>
             </w:tcBorders>
           </w:tcPr>
-          <w:p/>
+          <w:p>
+            <w:sdt>
+              <w:sdtPr>
+                <w:tag w:val="expiry_date"/>
+              </w:sdtPr>
+              <w:sdtContent>
+                <w:p>
+                  <w:r>
+                    <w:t>{expiry_date}</w:t>
+                  </w:r>
+                </w:p>
+              </w:sdtContent>
+            </w:sdt>
+          </w:p>
         </w:tc>
         <w:tc>
           <w:tcPr>

--- a/CHECKLISTS/LL/CHECK LIST/LL-03.docx
+++ b/CHECKLISTS/LL/CHECK LIST/LL-03.docx
@@ -4168,35 +4168,39 @@
               </w:rPr>
               <w:t>until</w:t>
             </w:r>
-          </w:p>
-        </w:tc>
-        <w:tc>
-          <w:tcPr>
-            <w:tcW w:w="3600" w:type="dxa"/>
-            <w:vMerge/>
-            <w:tcBorders>
-              <w:left w:val="nil"/>
-              <w:bottom w:val="single" w:sz="5" w:space="0" w:color="000000"/>
-              <w:right w:val="nil"/>
-            </w:tcBorders>
-          </w:tcPr>
-          <w:p>
             <w:sdt>
               <w:sdtPr>
                 <w:tag w:val="expiry_date"/>
+                <w:rPr>
+                  <w:rFonts w:ascii="Calibri"/>
+                  <w:spacing w:val="-1"/>
+                </w:rPr>
               </w:sdtPr>
               <w:sdtContent>
-                <w:p>
-                  <w:r>
-                    <w:t>{expiry_date}</w:t>
-                  </w:r>
-                </w:p>
+                <w:r>
+                  <w:rPr>
+                    <w:rFonts w:ascii="Calibri"/>
+                    <w:spacing w:val="-1"/>
+                  </w:rPr>
+                  <w:t>{expiry_date}</w:t>
+                </w:r>
               </w:sdtContent>
             </w:sdt>
           </w:p>
         </w:tc>
         <w:tc>
           <w:tcPr>
+            <w:tcW w:w="3600" w:type="dxa"/>
+            <w:vMerge/>
+            <w:tcBorders>
+              <w:left w:val="nil"/>
+              <w:bottom w:val="single" w:sz="5" w:space="0" w:color="000000"/>
+              <w:right w:val="nil"/>
+            </w:tcBorders>
+          </w:tcPr>
+        </w:tc>
+        <w:tc>
+          <w:tcPr>
             <w:tcW w:w="3593" w:type="dxa"/>
             <w:vMerge/>
             <w:tcBorders>
@@ -4205,7 +4209,6 @@
               <w:right w:val="single" w:sz="5" w:space="0" w:color="000000"/>
             </w:tcBorders>
           </w:tcPr>
-          <w:p/>
         </w:tc>
       </w:tr>
     </w:tbl>

--- a/CHECKLISTS/LL/CHECK LIST/LL-03.docx
+++ b/CHECKLISTS/LL/CHECK LIST/LL-03.docx
@@ -4166,34 +4166,30 @@
                 <w:rFonts w:ascii="Calibri"/>
                 <w:spacing w:val="-1"/>
               </w:rPr>
-              <w:t>until</w:t>
-            </w:r>
-          </w:p>
-        </w:tc>
-        <w:tc>
-          <w:tcPr>
-            <w:tcW w:w="3600" w:type="dxa"/>
-            <w:vMerge/>
-            <w:tcBorders>
-              <w:left w:val="nil"/>
-              <w:bottom w:val="single" w:sz="5" w:space="0" w:color="000000"/>
-              <w:right w:val="nil"/>
-            </w:tcBorders>
-          </w:tcPr>
-          <w:p>
+              <w:t xml:space="preserve">until </w:t>
+            </w:r>
             <w:sdt>
               <w:sdtPr>
                 <w:tag w:val="expiry_date"/>
               </w:sdtPr>
               <w:sdtContent>
-                <w:p>
-                  <w:r>
-                    <w:t>{expiry_date}</w:t>
-                  </w:r>
-                </w:p>
+                <w:r>
+                  <w:t>{expiry_date}</w:t>
+                </w:r>
               </w:sdtContent>
             </w:sdt>
           </w:p>
+        </w:tc>
+        <w:tc>
+          <w:tcPr>
+            <w:tcW w:w="3600" w:type="dxa"/>
+            <w:vMerge/>
+            <w:tcBorders>
+              <w:left w:val="nil"/>
+              <w:bottom w:val="single" w:sz="5" w:space="0" w:color="000000"/>
+              <w:right w:val="nil"/>
+            </w:tcBorders>
+          </w:tcPr>
         </w:tc>
         <w:tc>
           <w:tcPr>
